--- a/temp_aging/reference.docx
+++ b/temp_aging/reference.docx
@@ -1030,14 +1030,6 @@
         <w:right w:w="108" w:type="dxa"/>
       </w:tblCellMar>
     </w:tblPr>
-    <w:tblStylePr w:type="firstRow">
-      <w:tcPr>
-        <w:tcBorders>
-          <w:bottom w:val="single"/>
-        </w:tcBorders>
-        <w:vAlign w:val="bottom"/>
-      </w:tcPr>
-    </w:tblStylePr>
   </w:style>
   <w:style w:type="paragraph" w:customStyle="1" w:styleId="DefinitionTerm">
     <w:name w:val="Definition Term"/>
